--- a/Documentation/Software Requirement Specification.docx
+++ b/Documentation/Software Requirement Specification.docx
@@ -4,782 +4,395 @@
   <w:body>
     <w:p>
       <w:pPr>
+        <w:spacing w:after="240" w:line="720" w:lineRule="auto"/>
+        <w:jc w:val="center"/>
+        <w:rPr>
+          <w:color w:val="888888"/>
+        </w:rPr>
+      </w:pPr>
+      <w:r>
+        <w:rPr>
+          <w:i/>
+          <w:iCs/>
+          <w:noProof/>
+          <w:color w:val="888888"/>
+        </w:rPr>
+        <w:drawing>
+          <wp:inline distT="0" distB="0" distL="0" distR="0" wp14:anchorId="577A23B9" wp14:editId="3E10B542">
+            <wp:extent cx="2877226" cy="1031595"/>
+            <wp:effectExtent l="63500" t="38100" r="56515" b="73660"/>
+            <wp:docPr id="893588569" name="Picture 4"/>
+            <wp:cNvGraphicFramePr>
+              <a:graphicFrameLocks xmlns:a="http://schemas.openxmlformats.org/drawingml/2006/main" noChangeAspect="1"/>
+            </wp:cNvGraphicFramePr>
+            <a:graphic xmlns:a="http://schemas.openxmlformats.org/drawingml/2006/main">
+              <a:graphicData uri="http://schemas.openxmlformats.org/drawingml/2006/picture">
+                <pic:pic xmlns:pic="http://schemas.openxmlformats.org/drawingml/2006/picture">
+                  <pic:nvPicPr>
+                    <pic:cNvPr id="893588569" name="Picture 893588569"/>
+                    <pic:cNvPicPr/>
+                  </pic:nvPicPr>
+                  <pic:blipFill>
+                    <a:blip r:embed="rId6" cstate="print">
+                      <a:extLst>
+                        <a:ext uri="{28A0092B-C50C-407E-A947-70E740481C1C}">
+                          <a14:useLocalDpi xmlns:a14="http://schemas.microsoft.com/office/drawing/2010/main" val="0"/>
+                        </a:ext>
+                      </a:extLst>
+                    </a:blip>
+                    <a:stretch>
+                      <a:fillRect/>
+                    </a:stretch>
+                  </pic:blipFill>
+                  <pic:spPr>
+                    <a:xfrm>
+                      <a:off x="0" y="0"/>
+                      <a:ext cx="3103799" cy="1112830"/>
+                    </a:xfrm>
+                    <a:prstGeom prst="rect">
+                      <a:avLst/>
+                    </a:prstGeom>
+                    <a:solidFill>
+                      <a:srgbClr val="FFFFFF">
+                        <a:shade val="85000"/>
+                      </a:srgbClr>
+                    </a:solidFill>
+                    <a:ln w="88900" cap="sq">
+                      <a:noFill/>
+                      <a:miter lim="800000"/>
+                    </a:ln>
+                    <a:effectLst>
+                      <a:outerShdw blurRad="55000" dist="18000" dir="5400000" algn="tl" rotWithShape="0">
+                        <a:srgbClr val="000000">
+                          <a:alpha val="40000"/>
+                        </a:srgbClr>
+                      </a:outerShdw>
+                    </a:effectLst>
+                  </pic:spPr>
+                </pic:pic>
+              </a:graphicData>
+            </a:graphic>
+          </wp:inline>
+        </w:drawing>
+      </w:r>
+    </w:p>
+    <w:p>
+      <w:pPr>
+        <w:spacing w:after="40"/>
+        <w:jc w:val="center"/>
+        <w:rPr>
+          <w:sz w:val="32"/>
+          <w:szCs w:val="32"/>
+        </w:rPr>
+      </w:pPr>
+      <w:r>
+        <w:rPr>
+          <w:b/>
+          <w:color w:val="232323"/>
+          <w:sz w:val="32"/>
+          <w:szCs w:val="32"/>
+        </w:rPr>
+        <w:t>CHARLES DARWIN UNIVERSITY</w:t>
+      </w:r>
+    </w:p>
+    <w:p>
+      <w:pPr>
+        <w:spacing w:line="720" w:lineRule="auto"/>
+        <w:jc w:val="center"/>
+        <w:rPr>
+          <w:sz w:val="28"/>
+          <w:szCs w:val="28"/>
+        </w:rPr>
+      </w:pPr>
+      <w:r>
+        <w:rPr>
+          <w:color w:val="5A5A5A"/>
+          <w:sz w:val="28"/>
+          <w:szCs w:val="28"/>
+        </w:rPr>
+        <w:t>Sydney Campus</w:t>
+      </w:r>
+    </w:p>
+    <w:p>
+      <w:pPr>
+        <w:spacing w:after="80"/>
+        <w:jc w:val="center"/>
+        <w:rPr>
+          <w:sz w:val="40"/>
+          <w:szCs w:val="40"/>
+        </w:rPr>
+      </w:pPr>
+      <w:r>
+        <w:rPr>
+          <w:b/>
+          <w:color w:val="232323"/>
+          <w:sz w:val="40"/>
+          <w:szCs w:val="40"/>
+        </w:rPr>
+        <w:t>PRT585/681</w:t>
+      </w:r>
+    </w:p>
+    <w:p>
+      <w:pPr>
+        <w:spacing w:line="480" w:lineRule="auto"/>
+        <w:jc w:val="center"/>
+        <w:rPr>
+          <w:sz w:val="28"/>
+          <w:szCs w:val="28"/>
+        </w:rPr>
+      </w:pPr>
+      <w:r>
+        <w:rPr>
+          <w:color w:val="505050"/>
+          <w:sz w:val="28"/>
+          <w:szCs w:val="28"/>
+        </w:rPr>
+        <w:t>Software Engineering: Practice</w:t>
+      </w:r>
+    </w:p>
+    <w:p>
+      <w:pPr>
+        <w:spacing w:line="480" w:lineRule="auto"/>
+        <w:jc w:val="center"/>
+      </w:pPr>
+      <w:r>
+        <w:rPr>
+          <w:color w:val="969696"/>
+        </w:rPr>
+        <w:t>──────────────────────────────────────────</w:t>
+      </w:r>
+    </w:p>
+    <w:p>
+      <w:pPr>
+        <w:spacing w:line="480" w:lineRule="auto"/>
+        <w:jc w:val="center"/>
+        <w:rPr>
+          <w:b/>
+          <w:color w:val="191919"/>
+          <w:sz w:val="40"/>
+          <w:szCs w:val="40"/>
+        </w:rPr>
+      </w:pPr>
+      <w:r>
+        <w:rPr>
+          <w:b/>
+          <w:color w:val="191919"/>
+          <w:sz w:val="40"/>
+          <w:szCs w:val="40"/>
+        </w:rPr>
+        <w:t>Software Requirement Specification</w:t>
+      </w:r>
+    </w:p>
+    <w:tbl>
+      <w:tblPr>
+        <w:tblStyle w:val="TableGrid"/>
+        <w:tblW w:w="5103" w:type="dxa"/>
+        <w:tblInd w:w="3544" w:type="dxa"/>
+        <w:tblLook w:val="04A0" w:firstRow="1" w:lastRow="0" w:firstColumn="1" w:lastColumn="0" w:noHBand="0" w:noVBand="1"/>
+      </w:tblPr>
+      <w:tblGrid>
+        <w:gridCol w:w="5103"/>
+      </w:tblGrid>
+      <w:tr>
+        <w:tc>
+          <w:tcPr>
+            <w:tcW w:w="2552" w:type="dxa"/>
+            <w:tcBorders>
+              <w:top w:val="nil"/>
+              <w:left w:val="nil"/>
+              <w:bottom w:val="nil"/>
+              <w:right w:val="nil"/>
+            </w:tcBorders>
+          </w:tcPr>
+          <w:p>
+            <w:pPr>
+              <w:rPr>
+                <w:b/>
+                <w:bCs/>
+              </w:rPr>
+            </w:pPr>
+            <w:r>
+              <w:rPr>
+                <w:b/>
+                <w:bCs/>
+              </w:rPr>
+              <w:t>SUBMITTED BY</w:t>
+            </w:r>
+          </w:p>
+          <w:p>
+            <w:pPr>
+              <w:rPr>
+                <w:color w:val="232323"/>
+                <w:szCs w:val="24"/>
+              </w:rPr>
+            </w:pPr>
+          </w:p>
+        </w:tc>
+      </w:tr>
+      <w:tr>
+        <w:tc>
+          <w:tcPr>
+            <w:tcW w:w="2552" w:type="dxa"/>
+            <w:tcBorders>
+              <w:top w:val="nil"/>
+              <w:left w:val="nil"/>
+              <w:bottom w:val="nil"/>
+              <w:right w:val="nil"/>
+            </w:tcBorders>
+          </w:tcPr>
+          <w:p>
+            <w:pPr>
+              <w:spacing w:line="276" w:lineRule="auto"/>
+              <w:rPr>
+                <w:b/>
+                <w:bCs/>
+                <w:szCs w:val="24"/>
+              </w:rPr>
+            </w:pPr>
+            <w:proofErr w:type="spellStart"/>
+            <w:r>
+              <w:rPr>
+                <w:b/>
+                <w:bCs/>
+                <w:color w:val="232323"/>
+                <w:szCs w:val="24"/>
+              </w:rPr>
+              <w:t>Amsh</w:t>
+            </w:r>
+            <w:proofErr w:type="spellEnd"/>
+            <w:r>
+              <w:rPr>
+                <w:b/>
+                <w:bCs/>
+                <w:color w:val="232323"/>
+                <w:szCs w:val="24"/>
+              </w:rPr>
+              <w:t xml:space="preserve"> Shrestha</w:t>
+            </w:r>
+          </w:p>
+          <w:p>
+            <w:pPr>
+              <w:spacing w:line="360" w:lineRule="auto"/>
+              <w:rPr>
+                <w:color w:val="505050"/>
+                <w:szCs w:val="24"/>
+              </w:rPr>
+            </w:pPr>
+            <w:r>
+              <w:rPr>
+                <w:color w:val="505050"/>
+                <w:szCs w:val="24"/>
+              </w:rPr>
+              <w:t>S394695</w:t>
+            </w:r>
+          </w:p>
+        </w:tc>
+      </w:tr>
+      <w:tr>
+        <w:tc>
+          <w:tcPr>
+            <w:tcW w:w="2552" w:type="dxa"/>
+            <w:tcBorders>
+              <w:top w:val="nil"/>
+              <w:left w:val="nil"/>
+              <w:bottom w:val="nil"/>
+              <w:right w:val="nil"/>
+            </w:tcBorders>
+          </w:tcPr>
+          <w:p>
+            <w:pPr>
+              <w:spacing w:line="276" w:lineRule="auto"/>
+              <w:rPr>
+                <w:b/>
+                <w:bCs/>
+              </w:rPr>
+            </w:pPr>
+            <w:r>
+              <w:rPr>
+                <w:b/>
+                <w:bCs/>
+              </w:rPr>
+              <w:t>Devi Maya</w:t>
+            </w:r>
+          </w:p>
+          <w:p>
+            <w:pPr>
+              <w:spacing w:line="360" w:lineRule="auto"/>
+              <w:rPr>
+                <w:color w:val="505050"/>
+                <w:szCs w:val="24"/>
+              </w:rPr>
+            </w:pPr>
+            <w:r>
+              <w:rPr>
+                <w:color w:val="505050"/>
+                <w:szCs w:val="24"/>
+              </w:rPr>
+              <w:t>S388017</w:t>
+            </w:r>
+          </w:p>
+        </w:tc>
+      </w:tr>
+      <w:tr>
+        <w:tc>
+          <w:tcPr>
+            <w:tcW w:w="2552" w:type="dxa"/>
+            <w:tcBorders>
+              <w:top w:val="nil"/>
+              <w:left w:val="nil"/>
+              <w:bottom w:val="nil"/>
+              <w:right w:val="nil"/>
+            </w:tcBorders>
+          </w:tcPr>
+          <w:p>
+            <w:pPr>
+              <w:spacing w:line="276" w:lineRule="auto"/>
+              <w:rPr>
+                <w:b/>
+                <w:bCs/>
+              </w:rPr>
+            </w:pPr>
+            <w:r>
+              <w:rPr>
+                <w:b/>
+                <w:bCs/>
+              </w:rPr>
+              <w:t>Shanti Moktan</w:t>
+            </w:r>
+          </w:p>
+          <w:p>
+            <w:pPr>
+              <w:spacing w:line="276" w:lineRule="auto"/>
+              <w:rPr>
+                <w:szCs w:val="24"/>
+              </w:rPr>
+            </w:pPr>
+            <w:r>
+              <w:rPr>
+                <w:color w:val="505050"/>
+                <w:szCs w:val="24"/>
+              </w:rPr>
+              <w:t>S395240</w:t>
+            </w:r>
+          </w:p>
+        </w:tc>
+      </w:tr>
+    </w:tbl>
+    <w:p>
+      <w:pPr>
+        <w:spacing w:line="480" w:lineRule="auto"/>
+        <w:rPr>
+          <w:sz w:val="40"/>
+          <w:szCs w:val="40"/>
+        </w:rPr>
+      </w:pPr>
+    </w:p>
+    <w:p>
+      <w:pPr>
         <w:pStyle w:val="Heading1"/>
         <w:rPr>
           <w:lang w:val="en-AU"/>
         </w:rPr>
-      </w:pPr>
-      <w:r>
-        <w:rPr>
-          <w:lang w:val="en-AU"/>
-        </w:rPr>
-        <w:t>Introduction</w:t>
-      </w:r>
-    </w:p>
-    <w:p>
-      <w:pPr>
-        <w:pStyle w:val="Heading2"/>
-        <w:rPr>
-          <w:lang w:val="en-AU"/>
-        </w:rPr>
-      </w:pPr>
-      <w:r>
-        <w:rPr>
-          <w:lang w:val="en-AU"/>
-        </w:rPr>
-        <w:t>Purpose</w:t>
-      </w:r>
-    </w:p>
-    <w:p>
-      <w:r>
-        <w:t xml:space="preserve">This document specifies the functional and non-functional requirements for </w:t>
-      </w:r>
-      <w:proofErr w:type="spellStart"/>
-      <w:r>
-        <w:t>SplitSync</w:t>
-      </w:r>
-      <w:proofErr w:type="spellEnd"/>
-      <w:r>
-        <w:t>, a group-based expense-splitting Progressive Web Application. It is intended to guide development, testing, and validation of the system for its stakeholders.</w:t>
-      </w:r>
-    </w:p>
-    <w:p>
-      <w:pPr>
-        <w:pStyle w:val="Heading2"/>
-        <w:rPr>
-          <w:lang w:val="en-AU"/>
-        </w:rPr>
-      </w:pPr>
-      <w:r>
-        <w:rPr>
-          <w:lang w:val="en-AU"/>
-        </w:rPr>
-        <w:t>Scope</w:t>
-      </w:r>
-    </w:p>
-    <w:p>
-      <w:proofErr w:type="spellStart"/>
-      <w:r>
-        <w:t>SplitSync</w:t>
-      </w:r>
-      <w:proofErr w:type="spellEnd"/>
-      <w:r>
-        <w:t xml:space="preserve"> enables groups of users (e.g. roommates, travel groups) to track, split, and settle shared expenses in a synchronised, group-based environment. The application is explicitly group-oriented</w:t>
-      </w:r>
-      <w:r>
-        <w:t>,</w:t>
-      </w:r>
-      <w:r>
-        <w:t xml:space="preserve"> it does not support individual/personal expense tracking outside a group context.</w:t>
-      </w:r>
-    </w:p>
-    <w:p>
-      <w:r>
-        <w:t>Features:</w:t>
-      </w:r>
-    </w:p>
-    <w:p>
-      <w:pPr>
-        <w:pStyle w:val="ListParagraph"/>
-        <w:numPr>
-          <w:ilvl w:val="0"/>
-          <w:numId w:val="4"/>
-        </w:numPr>
-        <w:rPr>
-          <w:lang w:val="en-AU"/>
-        </w:rPr>
-      </w:pPr>
-      <w:r>
-        <w:rPr>
-          <w:lang w:val="en-AU"/>
-        </w:rPr>
-        <w:t xml:space="preserve">Group creation and membership management </w:t>
-      </w:r>
-    </w:p>
-    <w:p>
-      <w:pPr>
-        <w:pStyle w:val="ListParagraph"/>
-        <w:numPr>
-          <w:ilvl w:val="0"/>
-          <w:numId w:val="4"/>
-        </w:numPr>
-        <w:rPr>
-          <w:lang w:val="en-AU"/>
-        </w:rPr>
-      </w:pPr>
-      <w:r>
-        <w:rPr>
-          <w:lang w:val="en-AU"/>
-        </w:rPr>
-        <w:t xml:space="preserve">Expense entry, editing, viewing, and removal </w:t>
-      </w:r>
-    </w:p>
-    <w:p>
-      <w:pPr>
-        <w:pStyle w:val="ListParagraph"/>
-        <w:numPr>
-          <w:ilvl w:val="0"/>
-          <w:numId w:val="4"/>
-        </w:numPr>
-        <w:rPr>
-          <w:lang w:val="en-AU"/>
-        </w:rPr>
-      </w:pPr>
-      <w:r>
-        <w:rPr>
-          <w:lang w:val="en-AU"/>
-        </w:rPr>
-        <w:t xml:space="preserve">Split configuration: equal, unequal, and percentage-based </w:t>
-      </w:r>
-    </w:p>
-    <w:p>
-      <w:pPr>
-        <w:pStyle w:val="ListParagraph"/>
-        <w:numPr>
-          <w:ilvl w:val="0"/>
-          <w:numId w:val="4"/>
-        </w:numPr>
-        <w:rPr>
-          <w:lang w:val="en-AU"/>
-        </w:rPr>
-      </w:pPr>
-      <w:r>
-        <w:rPr>
-          <w:lang w:val="en-AU"/>
-        </w:rPr>
-        <w:t xml:space="preserve">Receipt/photo attachment to expenses </w:t>
-      </w:r>
-    </w:p>
-    <w:p>
-      <w:pPr>
-        <w:pStyle w:val="ListParagraph"/>
-        <w:numPr>
-          <w:ilvl w:val="0"/>
-          <w:numId w:val="4"/>
-        </w:numPr>
-        <w:rPr>
-          <w:lang w:val="en-AU"/>
-        </w:rPr>
-      </w:pPr>
-      <w:r>
-        <w:rPr>
-          <w:lang w:val="en-AU"/>
-        </w:rPr>
-        <w:t xml:space="preserve">Expense history per group </w:t>
-      </w:r>
-    </w:p>
-    <w:p>
-      <w:pPr>
-        <w:pStyle w:val="ListParagraph"/>
-        <w:numPr>
-          <w:ilvl w:val="0"/>
-          <w:numId w:val="4"/>
-        </w:numPr>
-        <w:rPr>
-          <w:lang w:val="en-AU"/>
-        </w:rPr>
-      </w:pPr>
-      <w:r>
-        <w:rPr>
-          <w:lang w:val="en-AU"/>
-        </w:rPr>
-        <w:t xml:space="preserve">Balance visibility (amount owed/owing) per group </w:t>
-      </w:r>
-    </w:p>
-    <w:p>
-      <w:pPr>
-        <w:pStyle w:val="ListParagraph"/>
-        <w:numPr>
-          <w:ilvl w:val="0"/>
-          <w:numId w:val="4"/>
-        </w:numPr>
-        <w:rPr>
-          <w:lang w:val="en-AU"/>
-        </w:rPr>
-      </w:pPr>
-      <w:r>
-        <w:rPr>
-          <w:lang w:val="en-AU"/>
-        </w:rPr>
-        <w:t>Record settlement of unpaid amounts in a group</w:t>
-      </w:r>
-    </w:p>
-    <w:p>
-      <w:pPr>
-        <w:pStyle w:val="ListParagraph"/>
-        <w:numPr>
-          <w:ilvl w:val="0"/>
-          <w:numId w:val="4"/>
-        </w:numPr>
-        <w:rPr>
-          <w:lang w:val="en-AU"/>
-        </w:rPr>
-      </w:pPr>
-      <w:r>
-        <w:rPr>
-          <w:lang w:val="en-AU"/>
-        </w:rPr>
-        <w:t xml:space="preserve">Email notifications for unpaid balances </w:t>
-      </w:r>
-    </w:p>
-    <w:p>
-      <w:pPr>
-        <w:pStyle w:val="ListParagraph"/>
-        <w:numPr>
-          <w:ilvl w:val="0"/>
-          <w:numId w:val="4"/>
-        </w:numPr>
-        <w:rPr>
-          <w:lang w:val="en-AU"/>
-        </w:rPr>
-      </w:pPr>
-      <w:r>
-        <w:rPr>
-          <w:lang w:val="en-AU"/>
-        </w:rPr>
-        <w:t xml:space="preserve">Recurring expenses </w:t>
-      </w:r>
-      <w:r>
-        <w:rPr>
-          <w:lang w:val="en-AU"/>
-        </w:rPr>
-        <w:t>management</w:t>
-      </w:r>
-    </w:p>
-    <w:p>
-      <w:pPr>
-        <w:pStyle w:val="ListParagraph"/>
-        <w:numPr>
-          <w:ilvl w:val="0"/>
-          <w:numId w:val="4"/>
-        </w:numPr>
-        <w:rPr>
-          <w:lang w:val="en-AU"/>
-        </w:rPr>
-      </w:pPr>
-      <w:r>
-        <w:rPr>
-          <w:lang w:val="en-AU"/>
-        </w:rPr>
-        <w:t>Activity tab (group activity log)</w:t>
-      </w:r>
-    </w:p>
-    <w:p>
-      <w:r>
-        <w:t>Out of scope:</w:t>
-      </w:r>
-    </w:p>
-    <w:p>
-      <w:pPr>
-        <w:pStyle w:val="ListParagraph"/>
-        <w:numPr>
-          <w:ilvl w:val="0"/>
-          <w:numId w:val="3"/>
-        </w:numPr>
-        <w:rPr>
-          <w:lang w:val="en-AU"/>
-        </w:rPr>
-      </w:pPr>
-      <w:r>
-        <w:rPr>
-          <w:lang w:val="en-AU"/>
-        </w:rPr>
-        <w:t xml:space="preserve">Real-time payment processing (no in-app payment gateway) </w:t>
-      </w:r>
-    </w:p>
-    <w:p>
-      <w:pPr>
-        <w:pStyle w:val="ListParagraph"/>
-        <w:numPr>
-          <w:ilvl w:val="0"/>
-          <w:numId w:val="3"/>
-        </w:numPr>
-        <w:rPr>
-          <w:lang w:val="en-AU"/>
-        </w:rPr>
-      </w:pPr>
-      <w:r>
-        <w:rPr>
-          <w:lang w:val="en-AU"/>
-        </w:rPr>
-        <w:t xml:space="preserve">Member removal while an unsettled balance exists </w:t>
-      </w:r>
-    </w:p>
-    <w:p>
-      <w:pPr>
-        <w:pStyle w:val="ListParagraph"/>
-        <w:numPr>
-          <w:ilvl w:val="0"/>
-          <w:numId w:val="3"/>
-        </w:numPr>
-        <w:rPr>
-          <w:lang w:val="en-AU"/>
-        </w:rPr>
-      </w:pPr>
-      <w:r>
-        <w:rPr>
-          <w:lang w:val="en-AU"/>
-        </w:rPr>
-        <w:t xml:space="preserve">Currency conversion / multi-currency support </w:t>
-      </w:r>
-    </w:p>
-    <w:p>
-      <w:pPr>
-        <w:pStyle w:val="ListParagraph"/>
-        <w:numPr>
-          <w:ilvl w:val="0"/>
-          <w:numId w:val="3"/>
-        </w:numPr>
-        <w:rPr>
-          <w:lang w:val="en-AU"/>
-        </w:rPr>
-      </w:pPr>
-      <w:r>
-        <w:rPr>
-          <w:lang w:val="en-AU"/>
-        </w:rPr>
-        <w:t>Native mobile application (PWA only)</w:t>
-      </w:r>
-    </w:p>
-    <w:p>
-      <w:pPr>
-        <w:pStyle w:val="ListParagraph"/>
-        <w:numPr>
-          <w:ilvl w:val="0"/>
-          <w:numId w:val="3"/>
-        </w:numPr>
-        <w:rPr>
-          <w:lang w:val="en-AU"/>
-        </w:rPr>
-      </w:pPr>
-      <w:r>
-        <w:t>Debt simplification/netting</w:t>
-      </w:r>
-      <w:r>
-        <w:t xml:space="preserve"> (</w:t>
-      </w:r>
-      <w:proofErr w:type="gramStart"/>
-      <w:r>
-        <w:t>settling up</w:t>
-      </w:r>
-      <w:proofErr w:type="gramEnd"/>
-      <w:r>
-        <w:t xml:space="preserve"> is individual payments</w:t>
-      </w:r>
-      <w:r>
-        <w:t>)</w:t>
-      </w:r>
-    </w:p>
-    <w:p>
-      <w:pPr>
-        <w:pStyle w:val="Heading2"/>
-        <w:rPr>
-          <w:lang w:val="en-AU"/>
-        </w:rPr>
-      </w:pPr>
-      <w:r>
-        <w:rPr>
-          <w:lang w:val="en-AU"/>
-        </w:rPr>
-        <w:t>Definitions</w:t>
-      </w:r>
-    </w:p>
-    <w:p>
-      <w:r>
-        <w:t xml:space="preserve">Spending Group/Group: </w:t>
-      </w:r>
-      <w:r>
-        <w:t>a set of users sharing tracked expenses</w:t>
-      </w:r>
-    </w:p>
-    <w:p>
-      <w:r>
-        <w:t>Settlement: user-</w:t>
-      </w:r>
-      <w:r>
-        <w:t xml:space="preserve"> recorded entry representing payment of an owed balance between members; does not process actual payment, and does not perform debt netting/simplification</w:t>
-      </w:r>
-    </w:p>
-    <w:p>
-      <w:pPr>
-        <w:pStyle w:val="Heading1"/>
-        <w:rPr>
-          <w:lang w:val="en-AU"/>
-        </w:rPr>
-      </w:pPr>
-      <w:r>
-        <w:rPr>
-          <w:lang w:val="en-AU"/>
-        </w:rPr>
-        <w:t>Description</w:t>
-      </w:r>
-    </w:p>
-    <w:p>
-      <w:proofErr w:type="spellStart"/>
-      <w:r>
-        <w:t>SplitSync</w:t>
-      </w:r>
-      <w:proofErr w:type="spellEnd"/>
-      <w:r>
-        <w:t xml:space="preserve"> is a new, standalone system (not an extension of an existing product). It is a mobile-first responsive PWA, with a .NET backend, React frontend, PostgreSQL (Neon) database, and Cloudflare R2 for asset storage (e.g. receipt images).</w:t>
-      </w:r>
-      <w:r>
-        <w:t xml:space="preserve"> </w:t>
-      </w:r>
-      <w:r>
-        <w:t>User authentication is handled via a third-party identity provider (IdP)</w:t>
-      </w:r>
-      <w:r>
-        <w:t xml:space="preserve"> Kinde</w:t>
-      </w:r>
-      <w:r>
-        <w:t>, rather than self-managed credential storage.</w:t>
-      </w:r>
-    </w:p>
-    <w:p>
-      <w:pPr>
-        <w:pStyle w:val="Heading2"/>
-        <w:rPr>
-          <w:lang w:val="en-AU"/>
-        </w:rPr>
-      </w:pPr>
-      <w:r>
-        <w:rPr>
-          <w:lang w:val="en-AU"/>
-        </w:rPr>
-        <w:lastRenderedPageBreak/>
-        <w:t>Product Function Summary</w:t>
-      </w:r>
-    </w:p>
-    <w:p>
-      <w:pPr>
-        <w:pStyle w:val="ListParagraph"/>
-        <w:numPr>
-          <w:ilvl w:val="0"/>
-          <w:numId w:val="5"/>
-        </w:numPr>
-        <w:rPr>
-          <w:lang w:val="en-AU"/>
-        </w:rPr>
-      </w:pPr>
-      <w:r>
-        <w:rPr>
-          <w:lang w:val="en-AU"/>
-        </w:rPr>
-        <w:t>Group lifecycle management (create, manage membership)</w:t>
-      </w:r>
-    </w:p>
-    <w:p>
-      <w:pPr>
-        <w:pStyle w:val="ListParagraph"/>
-        <w:numPr>
-          <w:ilvl w:val="0"/>
-          <w:numId w:val="5"/>
-        </w:numPr>
-        <w:rPr>
-          <w:lang w:val="en-AU"/>
-        </w:rPr>
-      </w:pPr>
-      <w:r>
-        <w:rPr>
-          <w:lang w:val="en-AU"/>
-        </w:rPr>
-        <w:t>Expense management (CRUD + attachments)</w:t>
-      </w:r>
-    </w:p>
-    <w:p>
-      <w:pPr>
-        <w:pStyle w:val="ListParagraph"/>
-        <w:numPr>
-          <w:ilvl w:val="0"/>
-          <w:numId w:val="5"/>
-        </w:numPr>
-        <w:rPr>
-          <w:lang w:val="en-AU"/>
-        </w:rPr>
-      </w:pPr>
-      <w:r>
-        <w:rPr>
-          <w:lang w:val="en-AU"/>
-        </w:rPr>
-        <w:t>Split calculation (equal/unequal/percentage)</w:t>
-      </w:r>
-    </w:p>
-    <w:p>
-      <w:pPr>
-        <w:pStyle w:val="ListParagraph"/>
-        <w:numPr>
-          <w:ilvl w:val="0"/>
-          <w:numId w:val="5"/>
-        </w:numPr>
-        <w:rPr>
-          <w:lang w:val="en-AU"/>
-        </w:rPr>
-      </w:pPr>
-      <w:r>
-        <w:rPr>
-          <w:lang w:val="en-AU"/>
-        </w:rPr>
-        <w:t>Balance tracking and settle-up recording</w:t>
-      </w:r>
-    </w:p>
-    <w:p>
-      <w:pPr>
-        <w:pStyle w:val="ListParagraph"/>
-        <w:numPr>
-          <w:ilvl w:val="0"/>
-          <w:numId w:val="5"/>
-        </w:numPr>
-        <w:rPr>
-          <w:lang w:val="en-AU"/>
-        </w:rPr>
-      </w:pPr>
-      <w:r>
-        <w:rPr>
-          <w:lang w:val="en-AU"/>
-        </w:rPr>
-        <w:t>Notifications (email)</w:t>
-      </w:r>
-    </w:p>
-    <w:p>
-      <w:pPr>
-        <w:pStyle w:val="ListParagraph"/>
-        <w:numPr>
-          <w:ilvl w:val="0"/>
-          <w:numId w:val="5"/>
-        </w:numPr>
-        <w:rPr>
-          <w:lang w:val="en-AU"/>
-        </w:rPr>
-      </w:pPr>
-      <w:r>
-        <w:rPr>
-          <w:lang w:val="en-AU"/>
-        </w:rPr>
-        <w:t>Recurring expense scheduling</w:t>
-      </w:r>
-    </w:p>
-    <w:p>
-      <w:pPr>
-        <w:pStyle w:val="ListParagraph"/>
-        <w:numPr>
-          <w:ilvl w:val="0"/>
-          <w:numId w:val="5"/>
-        </w:numPr>
-        <w:rPr>
-          <w:lang w:val="en-AU"/>
-        </w:rPr>
-      </w:pPr>
-      <w:r>
-        <w:rPr>
-          <w:lang w:val="en-AU"/>
-        </w:rPr>
-        <w:t>Activity/history logging</w:t>
-      </w:r>
-    </w:p>
-    <w:p/>
-    <w:p>
-      <w:pPr>
-        <w:pStyle w:val="Heading2"/>
-        <w:rPr>
-          <w:lang w:val="en-AU"/>
-        </w:rPr>
-      </w:pPr>
-      <w:r>
-        <w:rPr>
-          <w:lang w:val="en-AU"/>
-        </w:rPr>
-        <w:t>Operating Environment</w:t>
-      </w:r>
-    </w:p>
-    <w:p>
-      <w:r>
-        <w:t xml:space="preserve">PWA with responsive design, accessible from web browsers from both mobile and desktop. </w:t>
-      </w:r>
-    </w:p>
-    <w:p>
-      <w:pPr>
-        <w:pStyle w:val="Heading2"/>
-        <w:rPr>
-          <w:lang w:val="en-AU"/>
-        </w:rPr>
-      </w:pPr>
-      <w:r>
-        <w:rPr>
-          <w:lang w:val="en-AU"/>
-        </w:rPr>
-        <w:t>Constraints</w:t>
-      </w:r>
-    </w:p>
-    <w:p>
-      <w:pPr>
-        <w:pStyle w:val="ListParagraph"/>
-        <w:numPr>
-          <w:ilvl w:val="0"/>
-          <w:numId w:val="5"/>
-        </w:numPr>
-        <w:rPr>
-          <w:lang w:val="en-AU"/>
-        </w:rPr>
-      </w:pPr>
-      <w:r>
-        <w:rPr>
-          <w:lang w:val="en-AU"/>
-        </w:rPr>
-        <w:t>Limited development resources (3-person team</w:t>
-      </w:r>
-      <w:r>
-        <w:rPr>
-          <w:lang w:val="en-AU"/>
-        </w:rPr>
-        <w:t xml:space="preserve"> </w:t>
-      </w:r>
-      <w:r>
-        <w:rPr>
-          <w:lang w:val="en-AU"/>
-        </w:rPr>
-        <w:t>with part-time availability) and time (10 weeks)</w:t>
-      </w:r>
-    </w:p>
-    <w:p>
-      <w:pPr>
-        <w:pStyle w:val="ListParagraph"/>
-        <w:numPr>
-          <w:ilvl w:val="0"/>
-          <w:numId w:val="5"/>
-        </w:numPr>
-        <w:rPr>
-          <w:lang w:val="en-AU"/>
-        </w:rPr>
-      </w:pPr>
-      <w:r>
-        <w:rPr>
-          <w:lang w:val="en-AU"/>
-        </w:rPr>
-        <w:t>A</w:t>
-      </w:r>
-      <w:r>
-        <w:rPr>
-          <w:lang w:val="en-AU"/>
-        </w:rPr>
-        <w:t xml:space="preserve">ny authenticated user may create a spending group. </w:t>
-      </w:r>
-    </w:p>
-    <w:p>
-      <w:pPr>
-        <w:pStyle w:val="ListParagraph"/>
-        <w:numPr>
-          <w:ilvl w:val="0"/>
-          <w:numId w:val="5"/>
-        </w:numPr>
-        <w:rPr>
-          <w:lang w:val="en-AU"/>
-        </w:rPr>
-      </w:pPr>
-      <w:r>
-        <w:rPr>
-          <w:lang w:val="en-AU"/>
-        </w:rPr>
-        <w:t>Management of an existing group is restricted to the group's creator via resource ownership. Enforced through fine-grained RBAC at the implementation level, not a separate user account type or role entity.</w:t>
-      </w:r>
-    </w:p>
-    <w:p>
-      <w:pPr>
-        <w:pStyle w:val="ListParagraph"/>
-        <w:numPr>
-          <w:ilvl w:val="0"/>
-          <w:numId w:val="5"/>
-        </w:numPr>
-        <w:rPr>
-          <w:lang w:val="en-AU"/>
-        </w:rPr>
-      </w:pPr>
-      <w:r>
-        <w:t>Authentication and credential storage are delegated to a third-party IdP</w:t>
-      </w:r>
-      <w:r>
-        <w:t>.</w:t>
-      </w:r>
-      <w:r>
-        <w:t xml:space="preserve"> </w:t>
-      </w:r>
-    </w:p>
-    <w:p>
-      <w:pPr>
-        <w:pStyle w:val="Heading2"/>
-        <w:rPr>
-          <w:lang w:val="en-AU"/>
-        </w:rPr>
-      </w:pPr>
-      <w:r>
-        <w:rPr>
-          <w:lang w:val="en-AU"/>
-        </w:rPr>
-        <w:t>Assumptions</w:t>
-      </w:r>
-    </w:p>
-    <w:p>
-      <w:pPr>
-        <w:pStyle w:val="ListParagraph"/>
-        <w:numPr>
-          <w:ilvl w:val="0"/>
-          <w:numId w:val="5"/>
-        </w:numPr>
-        <w:rPr>
-          <w:lang w:val="en-AU"/>
-        </w:rPr>
-      </w:pPr>
-      <w:r>
-        <w:rPr>
-          <w:lang w:val="en-AU"/>
-        </w:rPr>
-        <w:t>User has valid email address</w:t>
-      </w:r>
-    </w:p>
-    <w:p>
-      <w:pPr>
-        <w:pStyle w:val="ListParagraph"/>
-        <w:numPr>
-          <w:ilvl w:val="0"/>
-          <w:numId w:val="5"/>
-        </w:numPr>
-        <w:rPr>
-          <w:lang w:val="en-AU"/>
-        </w:rPr>
-      </w:pPr>
-      <w:r>
-        <w:rPr>
-          <w:lang w:val="en-AU"/>
-        </w:rPr>
-        <w:t>User has stable connectivity</w:t>
-      </w:r>
-    </w:p>
-    <w:p>
-      <w:pPr>
-        <w:pStyle w:val="ListParagraph"/>
-        <w:numPr>
-          <w:ilvl w:val="0"/>
-          <w:numId w:val="5"/>
-        </w:numPr>
-        <w:rPr>
-          <w:lang w:val="en-AU"/>
-        </w:rPr>
-      </w:pPr>
-      <w:r>
-        <w:rPr>
-          <w:lang w:val="en-AU"/>
-        </w:rPr>
-        <w:t>Service is dependent on third-party email delivery servic</w:t>
-      </w:r>
-      <w:r>
-        <w:rPr>
-          <w:lang w:val="en-AU"/>
-        </w:rPr>
-        <w:t>e</w:t>
-      </w:r>
-    </w:p>
-    <w:p>
-      <w:pPr>
         <w:sectPr>
           <w:pgSz w:w="12240" w:h="15840"/>
           <w:pgMar w:top="1440" w:right="1440" w:bottom="1440" w:left="1440" w:header="720" w:footer="720" w:gutter="0"/>
@@ -800,10 +413,934 @@
           <w:lang w:val="en-AU"/>
         </w:rPr>
         <w:lastRenderedPageBreak/>
+        <w:t>Introduction</w:t>
+      </w:r>
+    </w:p>
+    <w:p>
+      <w:pPr>
+        <w:pStyle w:val="Heading2"/>
+        <w:rPr>
+          <w:lang w:val="en-AU"/>
+        </w:rPr>
+      </w:pPr>
+      <w:r>
+        <w:rPr>
+          <w:lang w:val="en-AU"/>
+        </w:rPr>
+        <w:t>Purpose</w:t>
+      </w:r>
+    </w:p>
+    <w:p>
+      <w:r>
+        <w:t xml:space="preserve">This document specifies the functional and non-functional requirements for </w:t>
+      </w:r>
+      <w:proofErr w:type="spellStart"/>
+      <w:r>
+        <w:t>SplitSync</w:t>
+      </w:r>
+      <w:proofErr w:type="spellEnd"/>
+      <w:r>
+        <w:t>, a group-based expense-splitting Progressive Web Application. It is intended to guide development, testing, and validation of the system for its stakeholders.</w:t>
+      </w:r>
+    </w:p>
+    <w:p>
+      <w:pPr>
+        <w:pStyle w:val="Heading2"/>
+        <w:rPr>
+          <w:lang w:val="en-AU"/>
+        </w:rPr>
+      </w:pPr>
+      <w:r>
+        <w:rPr>
+          <w:lang w:val="en-AU"/>
+        </w:rPr>
+        <w:t>Scope</w:t>
+      </w:r>
+    </w:p>
+    <w:p>
+      <w:proofErr w:type="spellStart"/>
+      <w:r>
+        <w:t>SplitSync</w:t>
+      </w:r>
+      <w:proofErr w:type="spellEnd"/>
+      <w:r>
+        <w:t xml:space="preserve"> enables groups of users (e.g. roommates, travel groups) to track, split, and settle shared expenses in a synchronised, group-based environment. The application is explicitly group-oriented</w:t>
+      </w:r>
+      <w:r>
+        <w:t>,</w:t>
+      </w:r>
+      <w:r>
+        <w:t xml:space="preserve"> it does not support individual/personal expense tracking outside a group context.</w:t>
+      </w:r>
+    </w:p>
+    <w:p>
+      <w:r>
+        <w:t>Features:</w:t>
+      </w:r>
+    </w:p>
+    <w:p>
+      <w:pPr>
+        <w:pStyle w:val="ListParagraph"/>
+        <w:numPr>
+          <w:ilvl w:val="0"/>
+          <w:numId w:val="4"/>
+        </w:numPr>
+        <w:rPr>
+          <w:lang w:val="en-AU"/>
+        </w:rPr>
+      </w:pPr>
+      <w:r>
+        <w:rPr>
+          <w:lang w:val="en-AU"/>
+        </w:rPr>
+        <w:t xml:space="preserve">Group creation and membership management </w:t>
+      </w:r>
+    </w:p>
+    <w:p>
+      <w:pPr>
+        <w:pStyle w:val="ListParagraph"/>
+        <w:numPr>
+          <w:ilvl w:val="0"/>
+          <w:numId w:val="4"/>
+        </w:numPr>
+        <w:rPr>
+          <w:lang w:val="en-AU"/>
+        </w:rPr>
+      </w:pPr>
+      <w:r>
+        <w:rPr>
+          <w:lang w:val="en-AU"/>
+        </w:rPr>
+        <w:t xml:space="preserve">Expense entry, editing, viewing, and removal </w:t>
+      </w:r>
+    </w:p>
+    <w:p>
+      <w:pPr>
+        <w:pStyle w:val="ListParagraph"/>
+        <w:numPr>
+          <w:ilvl w:val="0"/>
+          <w:numId w:val="4"/>
+        </w:numPr>
+        <w:rPr>
+          <w:lang w:val="en-AU"/>
+        </w:rPr>
+      </w:pPr>
+      <w:r>
+        <w:rPr>
+          <w:lang w:val="en-AU"/>
+        </w:rPr>
+        <w:t xml:space="preserve">Split configuration: equal, unequal, and percentage-based </w:t>
+      </w:r>
+    </w:p>
+    <w:p>
+      <w:pPr>
+        <w:pStyle w:val="ListParagraph"/>
+        <w:numPr>
+          <w:ilvl w:val="0"/>
+          <w:numId w:val="4"/>
+        </w:numPr>
+        <w:rPr>
+          <w:lang w:val="en-AU"/>
+        </w:rPr>
+      </w:pPr>
+      <w:r>
+        <w:rPr>
+          <w:lang w:val="en-AU"/>
+        </w:rPr>
+        <w:t xml:space="preserve">Receipt/photo attachment to expenses </w:t>
+      </w:r>
+    </w:p>
+    <w:p>
+      <w:pPr>
+        <w:pStyle w:val="ListParagraph"/>
+        <w:numPr>
+          <w:ilvl w:val="0"/>
+          <w:numId w:val="4"/>
+        </w:numPr>
+        <w:rPr>
+          <w:lang w:val="en-AU"/>
+        </w:rPr>
+      </w:pPr>
+      <w:r>
+        <w:rPr>
+          <w:lang w:val="en-AU"/>
+        </w:rPr>
+        <w:t xml:space="preserve">Expense history per group </w:t>
+      </w:r>
+    </w:p>
+    <w:p>
+      <w:pPr>
+        <w:pStyle w:val="ListParagraph"/>
+        <w:numPr>
+          <w:ilvl w:val="0"/>
+          <w:numId w:val="4"/>
+        </w:numPr>
+        <w:rPr>
+          <w:lang w:val="en-AU"/>
+        </w:rPr>
+      </w:pPr>
+      <w:r>
+        <w:rPr>
+          <w:lang w:val="en-AU"/>
+        </w:rPr>
+        <w:t xml:space="preserve">Balance visibility (amount owed/owing) per group </w:t>
+      </w:r>
+    </w:p>
+    <w:p>
+      <w:pPr>
+        <w:pStyle w:val="ListParagraph"/>
+        <w:numPr>
+          <w:ilvl w:val="0"/>
+          <w:numId w:val="4"/>
+        </w:numPr>
+        <w:rPr>
+          <w:lang w:val="en-AU"/>
+        </w:rPr>
+      </w:pPr>
+      <w:r>
+        <w:rPr>
+          <w:lang w:val="en-AU"/>
+        </w:rPr>
+        <w:t>Record settlement of unpaid amounts in a group</w:t>
+      </w:r>
+    </w:p>
+    <w:p>
+      <w:pPr>
+        <w:pStyle w:val="ListParagraph"/>
+        <w:numPr>
+          <w:ilvl w:val="0"/>
+          <w:numId w:val="4"/>
+        </w:numPr>
+        <w:rPr>
+          <w:lang w:val="en-AU"/>
+        </w:rPr>
+      </w:pPr>
+      <w:r>
+        <w:rPr>
+          <w:lang w:val="en-AU"/>
+        </w:rPr>
+        <w:t xml:space="preserve">Email notifications for unpaid balances </w:t>
+      </w:r>
+    </w:p>
+    <w:p>
+      <w:pPr>
+        <w:pStyle w:val="ListParagraph"/>
+        <w:numPr>
+          <w:ilvl w:val="0"/>
+          <w:numId w:val="4"/>
+        </w:numPr>
+        <w:rPr>
+          <w:lang w:val="en-AU"/>
+        </w:rPr>
+      </w:pPr>
+      <w:r>
+        <w:rPr>
+          <w:lang w:val="en-AU"/>
+        </w:rPr>
+        <w:t xml:space="preserve">Recurring expenses </w:t>
+      </w:r>
+      <w:r>
+        <w:rPr>
+          <w:lang w:val="en-AU"/>
+        </w:rPr>
+        <w:t>management</w:t>
+      </w:r>
+    </w:p>
+    <w:p>
+      <w:pPr>
+        <w:pStyle w:val="ListParagraph"/>
+        <w:numPr>
+          <w:ilvl w:val="0"/>
+          <w:numId w:val="4"/>
+        </w:numPr>
+        <w:rPr>
+          <w:lang w:val="en-AU"/>
+        </w:rPr>
+      </w:pPr>
+      <w:r>
+        <w:rPr>
+          <w:lang w:val="en-AU"/>
+        </w:rPr>
+        <w:t>Activity tab (group activity log)</w:t>
+      </w:r>
+    </w:p>
+    <w:p>
+      <w:r>
+        <w:t>Out of scope:</w:t>
+      </w:r>
+    </w:p>
+    <w:p>
+      <w:pPr>
+        <w:pStyle w:val="ListParagraph"/>
+        <w:numPr>
+          <w:ilvl w:val="0"/>
+          <w:numId w:val="3"/>
+        </w:numPr>
+        <w:rPr>
+          <w:lang w:val="en-AU"/>
+        </w:rPr>
+      </w:pPr>
+      <w:r>
+        <w:rPr>
+          <w:lang w:val="en-AU"/>
+        </w:rPr>
+        <w:t xml:space="preserve">Real-time payment processing (no in-app payment gateway) </w:t>
+      </w:r>
+    </w:p>
+    <w:p>
+      <w:pPr>
+        <w:pStyle w:val="ListParagraph"/>
+        <w:numPr>
+          <w:ilvl w:val="0"/>
+          <w:numId w:val="3"/>
+        </w:numPr>
+        <w:rPr>
+          <w:lang w:val="en-AU"/>
+        </w:rPr>
+      </w:pPr>
+      <w:r>
+        <w:rPr>
+          <w:lang w:val="en-AU"/>
+        </w:rPr>
+        <w:t xml:space="preserve">Member removal while an unsettled balance exists </w:t>
+      </w:r>
+    </w:p>
+    <w:p>
+      <w:pPr>
+        <w:pStyle w:val="ListParagraph"/>
+        <w:numPr>
+          <w:ilvl w:val="0"/>
+          <w:numId w:val="3"/>
+        </w:numPr>
+        <w:rPr>
+          <w:lang w:val="en-AU"/>
+        </w:rPr>
+      </w:pPr>
+      <w:r>
+        <w:rPr>
+          <w:lang w:val="en-AU"/>
+        </w:rPr>
+        <w:t xml:space="preserve">Currency conversion / multi-currency support </w:t>
+      </w:r>
+    </w:p>
+    <w:p>
+      <w:pPr>
+        <w:pStyle w:val="ListParagraph"/>
+        <w:numPr>
+          <w:ilvl w:val="0"/>
+          <w:numId w:val="3"/>
+        </w:numPr>
+        <w:rPr>
+          <w:lang w:val="en-AU"/>
+        </w:rPr>
+      </w:pPr>
+      <w:r>
+        <w:rPr>
+          <w:lang w:val="en-AU"/>
+        </w:rPr>
+        <w:t>Native mobile application (PWA only)</w:t>
+      </w:r>
+    </w:p>
+    <w:p>
+      <w:pPr>
+        <w:pStyle w:val="ListParagraph"/>
+        <w:numPr>
+          <w:ilvl w:val="0"/>
+          <w:numId w:val="3"/>
+        </w:numPr>
+        <w:rPr>
+          <w:lang w:val="en-AU"/>
+        </w:rPr>
+      </w:pPr>
+      <w:r>
+        <w:t>Debt simplification/netting</w:t>
+      </w:r>
+      <w:r>
+        <w:t xml:space="preserve"> (</w:t>
+      </w:r>
+      <w:proofErr w:type="gramStart"/>
+      <w:r>
+        <w:t>settling up</w:t>
+      </w:r>
+      <w:proofErr w:type="gramEnd"/>
+      <w:r>
+        <w:t xml:space="preserve"> is individual payments</w:t>
+      </w:r>
+      <w:r>
+        <w:t>)</w:t>
+      </w:r>
+    </w:p>
+    <w:p>
+      <w:pPr>
+        <w:pStyle w:val="Heading2"/>
+        <w:rPr>
+          <w:lang w:val="en-AU"/>
+        </w:rPr>
+      </w:pPr>
+      <w:r>
+        <w:rPr>
+          <w:lang w:val="en-AU"/>
+        </w:rPr>
+        <w:t>Definitions</w:t>
+      </w:r>
+    </w:p>
+    <w:p>
+      <w:r>
+        <w:t xml:space="preserve">Spending Group/Group: </w:t>
+      </w:r>
+      <w:r>
+        <w:t>a set of users sharing tracked expenses</w:t>
+      </w:r>
+    </w:p>
+    <w:p>
+      <w:r>
+        <w:t>Settlement: user-</w:t>
+      </w:r>
+      <w:r>
+        <w:t xml:space="preserve"> recorded entry representing payment of an owed balance between members; does not process actual payment, and does not perform debt netting/simplification</w:t>
+      </w:r>
+    </w:p>
+    <w:p>
+      <w:pPr>
+        <w:pStyle w:val="Heading1"/>
+        <w:rPr>
+          <w:lang w:val="en-AU"/>
+        </w:rPr>
+      </w:pPr>
+      <w:r>
+        <w:rPr>
+          <w:lang w:val="en-AU"/>
+        </w:rPr>
+        <w:t>Description</w:t>
+      </w:r>
+    </w:p>
+    <w:p>
+      <w:proofErr w:type="spellStart"/>
+      <w:r>
+        <w:t>SplitSync</w:t>
+      </w:r>
+      <w:proofErr w:type="spellEnd"/>
+      <w:r>
+        <w:t xml:space="preserve"> is a new, standalone system (not an extension of an existing product). It is a mobile-first responsive PWA, with a .NET backend, React frontend, PostgreSQL (Neon) database, and Cloudflare R2 for asset storage (e.g. receipt images).</w:t>
+      </w:r>
+      <w:r>
+        <w:t xml:space="preserve"> </w:t>
+      </w:r>
+      <w:r>
+        <w:t>User authentication is handled via a third-party identity provider (IdP)</w:t>
+      </w:r>
+      <w:r>
+        <w:t xml:space="preserve"> Kinde</w:t>
+      </w:r>
+      <w:r>
+        <w:t>, rather than self-managed credential storage.</w:t>
+      </w:r>
+    </w:p>
+    <w:p>
+      <w:pPr>
+        <w:keepNext/>
+        <w:spacing w:before="120" w:after="120"/>
+      </w:pPr>
+      <w:r>
+        <w:fldChar w:fldCharType="begin"/>
+      </w:r>
+      <w:r>
+        <w:instrText xml:space="preserve"> REF _Ref_fig_context \h </w:instrText>
+      </w:r>
+      <w:r>
+        <w:fldChar w:fldCharType="separate"/>
+      </w:r>
+      <w:r>
+        <w:t>Figure 1</w:t>
+      </w:r>
+      <w:r>
+        <w:fldChar w:fldCharType="end"/>
+      </w:r>
+      <w:r>
+        <w:t xml:space="preserve"> shows the system context of SplitSync: the people and external systems it interacts with. Users access SplitSync through the web application, authentication is delegated to the identity provider (Kinde), and reminder emails are delivered by a third-party email delivery service.</w:t>
+      </w:r>
+    </w:p>
+    <w:p>
+      <w:pPr>
+        <w:keepNext/>
+        <w:spacing w:before="120" w:after="0"/>
+        <w:jc w:val="center"/>
+      </w:pPr>
+      <w:r>
+        <w:rPr>
+          <w:noProof/>
+        </w:rPr>
+        <w:drawing>
+          <wp:inline distT="0" distB="0" distL="0" distR="0">
+            <wp:extent cx="5486400" cy="3072384"/>
+            <wp:effectExtent l="0" t="0" r="0" b="0"/>
+            <wp:docPr id="9001" name="Diagram context" descr="Context diagram showing the User, SplitSync, the Kinde identity provider and the email delivery service"/>
+            <wp:cNvGraphicFramePr>
+              <a:graphicFrameLocks xmlns:a="http://schemas.openxmlformats.org/drawingml/2006/main" noChangeAspect="1"/>
+            </wp:cNvGraphicFramePr>
+            <a:graphic xmlns:a="http://schemas.openxmlformats.org/drawingml/2006/main">
+              <a:graphicData uri="http://schemas.openxmlformats.org/drawingml/2006/picture">
+                <pic:pic xmlns:pic="http://schemas.openxmlformats.org/drawingml/2006/picture">
+                  <pic:nvPicPr>
+                    <pic:cNvPr id="9001" name="diagram_context.png" descr="Context diagram showing the User, SplitSync, the Kinde identity provider and the email delivery service"/>
+                    <pic:cNvPicPr/>
+                  </pic:nvPicPr>
+                  <pic:blipFill>
+                    <a:blip r:embed="rId101"/>
+                    <a:stretch>
+                      <a:fillRect/>
+                    </a:stretch>
+                  </pic:blipFill>
+                  <pic:spPr>
+                    <a:xfrm>
+                      <a:off x="0" y="0"/>
+                      <a:ext cx="5486400" cy="3072384"/>
+                    </a:xfrm>
+                    <a:prstGeom prst="rect">
+                      <a:avLst/>
+                    </a:prstGeom>
+                  </pic:spPr>
+                </pic:pic>
+              </a:graphicData>
+            </a:graphic>
+          </wp:inline>
+        </w:drawing>
+      </w:r>
+    </w:p>
+    <w:p>
+      <w:pPr>
+        <w:pStyle w:val="Caption"/>
+      </w:pPr>
+      <w:bookmarkStart w:id="901" w:name="_Ref_fig_context"/>
+      <w:r>
+        <w:t xml:space="preserve">Figure </w:t>
+      </w:r>
+      <w:r>
+        <w:fldChar w:fldCharType="begin"/>
+      </w:r>
+      <w:r>
+        <w:instrText xml:space="preserve"> SEQ Figure \* ARABIC </w:instrText>
+      </w:r>
+      <w:r>
+        <w:fldChar w:fldCharType="separate"/>
+      </w:r>
+      <w:r>
+        <w:rPr>
+          <w:noProof/>
+        </w:rPr>
+        <w:t>1</w:t>
+      </w:r>
+      <w:r>
+        <w:fldChar w:fldCharType="end"/>
+      </w:r>
+      <w:bookmarkEnd w:id="901"/>
+      <w:r>
+        <w:t xml:space="preserve">: SplitSync context diagram</w:t>
+      </w:r>
+    </w:p>
+    <w:p/>
+    <w:p>
+      <w:pPr>
+        <w:pStyle w:val="Heading2"/>
+        <w:rPr>
+          <w:lang w:val="en-AU"/>
+        </w:rPr>
+      </w:pPr>
+      <w:r>
+        <w:rPr>
+          <w:lang w:val="en-AU"/>
+        </w:rPr>
+        <w:lastRenderedPageBreak/>
+        <w:t>Product Function Summary</w:t>
+      </w:r>
+    </w:p>
+    <w:p>
+      <w:pPr>
+        <w:pStyle w:val="ListParagraph"/>
+        <w:numPr>
+          <w:ilvl w:val="0"/>
+          <w:numId w:val="5"/>
+        </w:numPr>
+        <w:rPr>
+          <w:lang w:val="en-AU"/>
+        </w:rPr>
+      </w:pPr>
+      <w:r>
+        <w:rPr>
+          <w:lang w:val="en-AU"/>
+        </w:rPr>
+        <w:t>Group lifecycle management (create, manage membership)</w:t>
+      </w:r>
+    </w:p>
+    <w:p>
+      <w:pPr>
+        <w:pStyle w:val="ListParagraph"/>
+        <w:numPr>
+          <w:ilvl w:val="0"/>
+          <w:numId w:val="5"/>
+        </w:numPr>
+        <w:rPr>
+          <w:lang w:val="en-AU"/>
+        </w:rPr>
+      </w:pPr>
+      <w:r>
+        <w:rPr>
+          <w:lang w:val="en-AU"/>
+        </w:rPr>
+        <w:t>Expense management (CRUD + attachments)</w:t>
+      </w:r>
+    </w:p>
+    <w:p>
+      <w:pPr>
+        <w:pStyle w:val="ListParagraph"/>
+        <w:numPr>
+          <w:ilvl w:val="0"/>
+          <w:numId w:val="5"/>
+        </w:numPr>
+        <w:rPr>
+          <w:lang w:val="en-AU"/>
+        </w:rPr>
+      </w:pPr>
+      <w:r>
+        <w:rPr>
+          <w:lang w:val="en-AU"/>
+        </w:rPr>
+        <w:t>Split calculation (equal/unequal/percentage)</w:t>
+      </w:r>
+    </w:p>
+    <w:p>
+      <w:pPr>
+        <w:pStyle w:val="ListParagraph"/>
+        <w:numPr>
+          <w:ilvl w:val="0"/>
+          <w:numId w:val="5"/>
+        </w:numPr>
+        <w:rPr>
+          <w:lang w:val="en-AU"/>
+        </w:rPr>
+      </w:pPr>
+      <w:r>
+        <w:rPr>
+          <w:lang w:val="en-AU"/>
+        </w:rPr>
+        <w:t>Balance tracking and settle-up recording</w:t>
+      </w:r>
+    </w:p>
+    <w:p>
+      <w:pPr>
+        <w:pStyle w:val="ListParagraph"/>
+        <w:numPr>
+          <w:ilvl w:val="0"/>
+          <w:numId w:val="5"/>
+        </w:numPr>
+        <w:rPr>
+          <w:lang w:val="en-AU"/>
+        </w:rPr>
+      </w:pPr>
+      <w:r>
+        <w:rPr>
+          <w:lang w:val="en-AU"/>
+        </w:rPr>
+        <w:t>Notifications (email)</w:t>
+      </w:r>
+    </w:p>
+    <w:p>
+      <w:pPr>
+        <w:pStyle w:val="ListParagraph"/>
+        <w:numPr>
+          <w:ilvl w:val="0"/>
+          <w:numId w:val="5"/>
+        </w:numPr>
+        <w:rPr>
+          <w:lang w:val="en-AU"/>
+        </w:rPr>
+      </w:pPr>
+      <w:r>
+        <w:rPr>
+          <w:lang w:val="en-AU"/>
+        </w:rPr>
+        <w:t>Recurring expense scheduling</w:t>
+      </w:r>
+    </w:p>
+    <w:p>
+      <w:pPr>
+        <w:pStyle w:val="ListParagraph"/>
+        <w:numPr>
+          <w:ilvl w:val="0"/>
+          <w:numId w:val="5"/>
+        </w:numPr>
+        <w:rPr>
+          <w:lang w:val="en-AU"/>
+        </w:rPr>
+      </w:pPr>
+      <w:r>
+        <w:rPr>
+          <w:lang w:val="en-AU"/>
+        </w:rPr>
+        <w:t>Activity/history logging</w:t>
+      </w:r>
+    </w:p>
+    <w:p/>
+    <w:p>
+      <w:pPr>
+        <w:pStyle w:val="Heading2"/>
+        <w:rPr>
+          <w:lang w:val="en-AU"/>
+        </w:rPr>
+      </w:pPr>
+      <w:r>
+        <w:rPr>
+          <w:lang w:val="en-AU"/>
+        </w:rPr>
+        <w:t>Operating Environment</w:t>
+      </w:r>
+    </w:p>
+    <w:p>
+      <w:r>
+        <w:t xml:space="preserve">PWA with responsive design, accessible from web browsers from both mobile and desktop. </w:t>
+      </w:r>
+    </w:p>
+    <w:p>
+      <w:pPr>
+        <w:pStyle w:val="Heading2"/>
+        <w:rPr>
+          <w:lang w:val="en-AU"/>
+        </w:rPr>
+      </w:pPr>
+      <w:r>
+        <w:rPr>
+          <w:lang w:val="en-AU"/>
+        </w:rPr>
+        <w:t>Constraints</w:t>
+      </w:r>
+    </w:p>
+    <w:p>
+      <w:pPr>
+        <w:pStyle w:val="ListParagraph"/>
+        <w:numPr>
+          <w:ilvl w:val="0"/>
+          <w:numId w:val="5"/>
+        </w:numPr>
+        <w:rPr>
+          <w:lang w:val="en-AU"/>
+        </w:rPr>
+      </w:pPr>
+      <w:r>
+        <w:rPr>
+          <w:lang w:val="en-AU"/>
+        </w:rPr>
+        <w:t>Limited development resources (3-person team</w:t>
+      </w:r>
+      <w:r>
+        <w:rPr>
+          <w:lang w:val="en-AU"/>
+        </w:rPr>
+        <w:t xml:space="preserve"> </w:t>
+      </w:r>
+      <w:r>
+        <w:rPr>
+          <w:lang w:val="en-AU"/>
+        </w:rPr>
+        <w:t>with part-time availability) and time (10 weeks)</w:t>
+      </w:r>
+    </w:p>
+    <w:p>
+      <w:pPr>
+        <w:pStyle w:val="ListParagraph"/>
+        <w:numPr>
+          <w:ilvl w:val="0"/>
+          <w:numId w:val="5"/>
+        </w:numPr>
+        <w:rPr>
+          <w:lang w:val="en-AU"/>
+        </w:rPr>
+      </w:pPr>
+      <w:r>
+        <w:rPr>
+          <w:lang w:val="en-AU"/>
+        </w:rPr>
+        <w:t>A</w:t>
+      </w:r>
+      <w:r>
+        <w:rPr>
+          <w:lang w:val="en-AU"/>
+        </w:rPr>
+        <w:t xml:space="preserve">ny authenticated user may create a spending group. </w:t>
+      </w:r>
+    </w:p>
+    <w:p>
+      <w:pPr>
+        <w:pStyle w:val="ListParagraph"/>
+        <w:numPr>
+          <w:ilvl w:val="0"/>
+          <w:numId w:val="5"/>
+        </w:numPr>
+        <w:rPr>
+          <w:lang w:val="en-AU"/>
+        </w:rPr>
+      </w:pPr>
+      <w:r>
+        <w:rPr>
+          <w:lang w:val="en-AU"/>
+        </w:rPr>
+        <w:t>Management of an existing group is restricted to the group's creator via resource ownership. Enforced through fine-grained RBAC at the implementation level, not a separate user account type or role entity.</w:t>
+      </w:r>
+    </w:p>
+    <w:p>
+      <w:pPr>
+        <w:pStyle w:val="ListParagraph"/>
+        <w:numPr>
+          <w:ilvl w:val="0"/>
+          <w:numId w:val="5"/>
+        </w:numPr>
+        <w:rPr>
+          <w:lang w:val="en-AU"/>
+        </w:rPr>
+      </w:pPr>
+      <w:r>
+        <w:t>Authentication and credential storage are delegated to a third-party IdP</w:t>
+      </w:r>
+      <w:r>
+        <w:t>.</w:t>
+      </w:r>
+      <w:r>
+        <w:t xml:space="preserve"> </w:t>
+      </w:r>
+    </w:p>
+    <w:p>
+      <w:pPr>
+        <w:pStyle w:val="Heading2"/>
+        <w:rPr>
+          <w:lang w:val="en-AU"/>
+        </w:rPr>
+      </w:pPr>
+      <w:r>
+        <w:rPr>
+          <w:lang w:val="en-AU"/>
+        </w:rPr>
+        <w:t>Assumptions</w:t>
+      </w:r>
+    </w:p>
+    <w:p>
+      <w:pPr>
+        <w:pStyle w:val="ListParagraph"/>
+        <w:numPr>
+          <w:ilvl w:val="0"/>
+          <w:numId w:val="5"/>
+        </w:numPr>
+        <w:rPr>
+          <w:lang w:val="en-AU"/>
+        </w:rPr>
+      </w:pPr>
+      <w:r>
+        <w:rPr>
+          <w:lang w:val="en-AU"/>
+        </w:rPr>
+        <w:t>User has valid email address</w:t>
+      </w:r>
+    </w:p>
+    <w:p>
+      <w:pPr>
+        <w:pStyle w:val="ListParagraph"/>
+        <w:numPr>
+          <w:ilvl w:val="0"/>
+          <w:numId w:val="5"/>
+        </w:numPr>
+        <w:rPr>
+          <w:lang w:val="en-AU"/>
+        </w:rPr>
+      </w:pPr>
+      <w:r>
+        <w:rPr>
+          <w:lang w:val="en-AU"/>
+        </w:rPr>
+        <w:t>User has stable connectivity</w:t>
+      </w:r>
+    </w:p>
+    <w:p>
+      <w:pPr>
+        <w:pStyle w:val="ListParagraph"/>
+        <w:numPr>
+          <w:ilvl w:val="0"/>
+          <w:numId w:val="5"/>
+        </w:numPr>
+        <w:rPr>
+          <w:lang w:val="en-AU"/>
+        </w:rPr>
+      </w:pPr>
+      <w:r>
+        <w:rPr>
+          <w:lang w:val="en-AU"/>
+        </w:rPr>
+        <w:t>Service is dependent on third-party email delivery servic</w:t>
+      </w:r>
+      <w:r>
+        <w:rPr>
+          <w:lang w:val="en-AU"/>
+        </w:rPr>
+        <w:t>e</w:t>
+      </w:r>
+    </w:p>
+    <w:p>
+      <w:pPr>
+        <w:sectPr>
+          <w:pgSz w:w="12240" w:h="15840"/>
+          <w:pgMar w:top="1440" w:right="1440" w:bottom="1440" w:left="1440" w:header="720" w:footer="720" w:gutter="0"/>
+          <w:cols w:space="720"/>
+          <w:docGrid w:linePitch="360"/>
+        </w:sectPr>
+      </w:pPr>
+    </w:p>
+    <w:p>
+      <w:pPr>
+        <w:pStyle w:val="Heading1"/>
+        <w:rPr>
+          <w:lang w:val="en-AU"/>
+        </w:rPr>
+      </w:pPr>
+      <w:r>
+        <w:rPr>
+          <w:lang w:val="en-AU"/>
+        </w:rPr>
+        <w:lastRenderedPageBreak/>
         <w:t>Functional Requirements</w:t>
       </w:r>
     </w:p>
     <w:p/>
+    <w:p>
+      <w:pPr>
+        <w:pStyle w:val="Caption"/>
+        <w:keepNext/>
+        <w:spacing w:before="240" w:after="80"/>
+        <w:jc w:val="left"/>
+      </w:pPr>
+      <w:bookmarkStart w:id="906" w:name="_Ref_tbl_fr"/>
+      <w:r>
+        <w:t xml:space="preserve">Table </w:t>
+      </w:r>
+      <w:r>
+        <w:fldChar w:fldCharType="begin"/>
+      </w:r>
+      <w:r>
+        <w:instrText xml:space="preserve"> SEQ Table \* ARABIC </w:instrText>
+      </w:r>
+      <w:r>
+        <w:fldChar w:fldCharType="separate"/>
+      </w:r>
+      <w:r>
+        <w:rPr>
+          <w:noProof/>
+        </w:rPr>
+        <w:t>1</w:t>
+      </w:r>
+      <w:r>
+        <w:fldChar w:fldCharType="end"/>
+      </w:r>
+      <w:bookmarkEnd w:id="906"/>
+      <w:r>
+        <w:t xml:space="preserve">: Functional requirements</w:t>
+      </w:r>
+    </w:p>
     <w:tbl>
       <w:tblPr>
         <w:tblW w:w="12040" w:type="dxa"/>
@@ -3846,6 +4383,10 @@
       </w:r>
     </w:p>
     <w:p>
+      <w:pPr>
+        <w:keepNext/>
+        <w:jc w:val="center"/>
+      </w:pPr>
       <w:r>
         <w:fldChar w:fldCharType="begin"/>
       </w:r>
@@ -3877,7 +4418,7 @@
                     </pic:cNvPicPr>
                   </pic:nvPicPr>
                   <pic:blipFill>
-                    <a:blip r:embed="rId5">
+                    <a:blip r:embed="rId7">
                       <a:extLst>
                         <a:ext uri="{28A0092B-C50C-407E-A947-70E740481C1C}">
                           <a14:useLocalDpi xmlns:a14="http://schemas.microsoft.com/office/drawing/2010/main" val="0"/>
@@ -3914,6 +4455,37 @@
     </w:p>
     <w:p>
       <w:pPr>
+        <w:pStyle w:val="Caption"/>
+      </w:pPr>
+      <w:bookmarkStart w:id="902" w:name="_Ref_fig_usecase"/>
+      <w:r>
+        <w:t xml:space="preserve">Figure </w:t>
+      </w:r>
+      <w:r>
+        <w:fldChar w:fldCharType="begin"/>
+      </w:r>
+      <w:r>
+        <w:instrText xml:space="preserve"> SEQ Figure \* ARABIC </w:instrText>
+      </w:r>
+      <w:r>
+        <w:fldChar w:fldCharType="separate"/>
+      </w:r>
+      <w:r>
+        <w:rPr>
+          <w:noProof/>
+        </w:rPr>
+        <w:t>2</w:t>
+      </w:r>
+      <w:r>
+        <w:fldChar w:fldCharType="end"/>
+      </w:r>
+      <w:bookmarkEnd w:id="902"/>
+      <w:r>
+        <w:t xml:space="preserve">: SplitSync use case diagram</w:t>
+      </w:r>
+    </w:p>
+    <w:p>
+      <w:pPr>
         <w:pStyle w:val="Heading2"/>
       </w:pPr>
       <w:r>
@@ -5992,6 +6564,126 @@
     </w:p>
     <w:p>
       <w:pPr>
+        <w:keepNext/>
+        <w:spacing w:before="120" w:after="120"/>
+      </w:pPr>
+      <w:r>
+        <w:rPr>
+          <w:rFonts w:ascii="Aptos" w:eastAsia="Aptos" w:hAnsi="Aptos" w:cs="Aptos"/>
+        </w:rPr>
+        <w:fldChar w:fldCharType="begin"/>
+      </w:r>
+      <w:r>
+        <w:rPr>
+          <w:rFonts w:ascii="Aptos" w:eastAsia="Aptos" w:hAnsi="Aptos" w:cs="Aptos"/>
+        </w:rPr>
+        <w:instrText xml:space="preserve"> REF _Ref_fig_uc06 \h </w:instrText>
+      </w:r>
+      <w:r>
+        <w:rPr>
+          <w:rFonts w:ascii="Aptos" w:eastAsia="Aptos" w:hAnsi="Aptos" w:cs="Aptos"/>
+        </w:rPr>
+        <w:fldChar w:fldCharType="separate"/>
+      </w:r>
+      <w:r>
+        <w:rPr>
+          <w:rFonts w:ascii="Aptos" w:eastAsia="Aptos" w:hAnsi="Aptos" w:cs="Aptos"/>
+        </w:rPr>
+        <w:t>Figure 3</w:t>
+      </w:r>
+      <w:r>
+        <w:rPr>
+          <w:rFonts w:ascii="Aptos" w:eastAsia="Aptos" w:hAnsi="Aptos" w:cs="Aptos"/>
+        </w:rPr>
+        <w:fldChar w:fldCharType="end"/>
+      </w:r>
+      <w:r>
+        <w:rPr>
+          <w:rFonts w:ascii="Aptos" w:eastAsia="Aptos" w:hAnsi="Aptos" w:cs="Aptos"/>
+        </w:rPr>
+        <w:t xml:space="preserve"> shows the activity diagram for the main flow of UC-06: Add Expense.</w:t>
+      </w:r>
+    </w:p>
+    <w:p>
+      <w:pPr>
+        <w:keepNext/>
+        <w:spacing w:before="120" w:after="0"/>
+        <w:jc w:val="center"/>
+      </w:pPr>
+      <w:r>
+        <w:rPr>
+          <w:noProof/>
+        </w:rPr>
+        <w:drawing>
+          <wp:inline distT="0" distB="0" distL="0" distR="0">
+            <wp:extent cx="4572000" cy="6787578"/>
+            <wp:effectExtent l="0" t="0" r="0" b="0"/>
+            <wp:docPr id="9002" name="Diagram uc06" descr="Activity diagram for UC-06 Add Expense: split method selection, validation and receipt upload"/>
+            <wp:cNvGraphicFramePr>
+              <a:graphicFrameLocks xmlns:a="http://schemas.openxmlformats.org/drawingml/2006/main" noChangeAspect="1"/>
+            </wp:cNvGraphicFramePr>
+            <a:graphic xmlns:a="http://schemas.openxmlformats.org/drawingml/2006/main">
+              <a:graphicData uri="http://schemas.openxmlformats.org/drawingml/2006/picture">
+                <pic:pic xmlns:pic="http://schemas.openxmlformats.org/drawingml/2006/picture">
+                  <pic:nvPicPr>
+                    <pic:cNvPr id="9002" name="diagram_uc06.png" descr="Activity diagram for UC-06 Add Expense: split method selection, validation and receipt upload"/>
+                    <pic:cNvPicPr/>
+                  </pic:nvPicPr>
+                  <pic:blipFill>
+                    <a:blip r:embed="rId102"/>
+                    <a:stretch>
+                      <a:fillRect/>
+                    </a:stretch>
+                  </pic:blipFill>
+                  <pic:spPr>
+                    <a:xfrm>
+                      <a:off x="0" y="0"/>
+                      <a:ext cx="4572000" cy="6787578"/>
+                    </a:xfrm>
+                    <a:prstGeom prst="rect">
+                      <a:avLst/>
+                    </a:prstGeom>
+                  </pic:spPr>
+                </pic:pic>
+              </a:graphicData>
+            </a:graphic>
+          </wp:inline>
+        </w:drawing>
+      </w:r>
+    </w:p>
+    <w:p>
+      <w:pPr>
+        <w:pStyle w:val="Caption"/>
+      </w:pPr>
+      <w:bookmarkStart w:id="903" w:name="_Ref_fig_uc06"/>
+      <w:r>
+        <w:t xml:space="preserve">Figure </w:t>
+      </w:r>
+      <w:r>
+        <w:fldChar w:fldCharType="begin"/>
+      </w:r>
+      <w:r>
+        <w:instrText xml:space="preserve"> SEQ Figure \* ARABIC </w:instrText>
+      </w:r>
+      <w:r>
+        <w:fldChar w:fldCharType="separate"/>
+      </w:r>
+      <w:r>
+        <w:rPr>
+          <w:noProof/>
+        </w:rPr>
+        <w:t>3</w:t>
+      </w:r>
+      <w:r>
+        <w:fldChar w:fldCharType="end"/>
+      </w:r>
+      <w:bookmarkEnd w:id="903"/>
+      <w:r>
+        <w:t xml:space="preserve">: UC-06 Add Expense activity diagram</w:t>
+      </w:r>
+    </w:p>
+    <w:p>
+      <w:pPr>
         <w:pStyle w:val="Heading4"/>
         <w:spacing w:before="200" w:after="120"/>
       </w:pPr>
@@ -6537,6 +7229,126 @@
     </w:p>
     <w:p>
       <w:pPr>
+        <w:keepNext/>
+        <w:spacing w:before="120" w:after="120"/>
+      </w:pPr>
+      <w:r>
+        <w:rPr>
+          <w:rFonts w:ascii="Aptos" w:eastAsia="Aptos" w:hAnsi="Aptos" w:cs="Aptos"/>
+        </w:rPr>
+        <w:fldChar w:fldCharType="begin"/>
+      </w:r>
+      <w:r>
+        <w:rPr>
+          <w:rFonts w:ascii="Aptos" w:eastAsia="Aptos" w:hAnsi="Aptos" w:cs="Aptos"/>
+        </w:rPr>
+        <w:instrText xml:space="preserve"> REF _Ref_fig_uc07 \h </w:instrText>
+      </w:r>
+      <w:r>
+        <w:rPr>
+          <w:rFonts w:ascii="Aptos" w:eastAsia="Aptos" w:hAnsi="Aptos" w:cs="Aptos"/>
+        </w:rPr>
+        <w:fldChar w:fldCharType="separate"/>
+      </w:r>
+      <w:r>
+        <w:rPr>
+          <w:rFonts w:ascii="Aptos" w:eastAsia="Aptos" w:hAnsi="Aptos" w:cs="Aptos"/>
+        </w:rPr>
+        <w:t>Figure 4</w:t>
+      </w:r>
+      <w:r>
+        <w:rPr>
+          <w:rFonts w:ascii="Aptos" w:eastAsia="Aptos" w:hAnsi="Aptos" w:cs="Aptos"/>
+        </w:rPr>
+        <w:fldChar w:fldCharType="end"/>
+      </w:r>
+      <w:r>
+        <w:rPr>
+          <w:rFonts w:ascii="Aptos" w:eastAsia="Aptos" w:hAnsi="Aptos" w:cs="Aptos"/>
+        </w:rPr>
+        <w:t xml:space="preserve"> shows the activity diagram for the main flow of UC-07: Add Recurring Expense.</w:t>
+      </w:r>
+    </w:p>
+    <w:p>
+      <w:pPr>
+        <w:keepNext/>
+        <w:spacing w:before="120" w:after="0"/>
+        <w:jc w:val="center"/>
+      </w:pPr>
+      <w:r>
+        <w:rPr>
+          <w:noProof/>
+        </w:rPr>
+        <w:drawing>
+          <wp:inline distT="0" distB="0" distL="0" distR="0">
+            <wp:extent cx="4572000" cy="7166772"/>
+            <wp:effectExtent l="0" t="0" r="0" b="0"/>
+            <wp:docPr id="9003" name="Diagram uc07" descr="Activity diagram for UC-07 Add Recurring Expense: recurrence, dates, split method and validation"/>
+            <wp:cNvGraphicFramePr>
+              <a:graphicFrameLocks xmlns:a="http://schemas.openxmlformats.org/drawingml/2006/main" noChangeAspect="1"/>
+            </wp:cNvGraphicFramePr>
+            <a:graphic xmlns:a="http://schemas.openxmlformats.org/drawingml/2006/main">
+              <a:graphicData uri="http://schemas.openxmlformats.org/drawingml/2006/picture">
+                <pic:pic xmlns:pic="http://schemas.openxmlformats.org/drawingml/2006/picture">
+                  <pic:nvPicPr>
+                    <pic:cNvPr id="9003" name="diagram_uc07.png" descr="Activity diagram for UC-07 Add Recurring Expense: recurrence, dates, split method and validation"/>
+                    <pic:cNvPicPr/>
+                  </pic:nvPicPr>
+                  <pic:blipFill>
+                    <a:blip r:embed="rId103"/>
+                    <a:stretch>
+                      <a:fillRect/>
+                    </a:stretch>
+                  </pic:blipFill>
+                  <pic:spPr>
+                    <a:xfrm>
+                      <a:off x="0" y="0"/>
+                      <a:ext cx="4572000" cy="7166772"/>
+                    </a:xfrm>
+                    <a:prstGeom prst="rect">
+                      <a:avLst/>
+                    </a:prstGeom>
+                  </pic:spPr>
+                </pic:pic>
+              </a:graphicData>
+            </a:graphic>
+          </wp:inline>
+        </w:drawing>
+      </w:r>
+    </w:p>
+    <w:p>
+      <w:pPr>
+        <w:pStyle w:val="Caption"/>
+      </w:pPr>
+      <w:bookmarkStart w:id="904" w:name="_Ref_fig_uc07"/>
+      <w:r>
+        <w:t xml:space="preserve">Figure </w:t>
+      </w:r>
+      <w:r>
+        <w:fldChar w:fldCharType="begin"/>
+      </w:r>
+      <w:r>
+        <w:instrText xml:space="preserve"> SEQ Figure \* ARABIC </w:instrText>
+      </w:r>
+      <w:r>
+        <w:fldChar w:fldCharType="separate"/>
+      </w:r>
+      <w:r>
+        <w:rPr>
+          <w:noProof/>
+        </w:rPr>
+        <w:t>4</w:t>
+      </w:r>
+      <w:r>
+        <w:fldChar w:fldCharType="end"/>
+      </w:r>
+      <w:bookmarkEnd w:id="904"/>
+      <w:r>
+        <w:t xml:space="preserve">: UC-07 Add Recurring Expense activity diagram</w:t>
+      </w:r>
+    </w:p>
+    <w:p>
+      <w:pPr>
         <w:pStyle w:val="Heading4"/>
         <w:spacing w:before="200" w:after="120"/>
       </w:pPr>
@@ -8017,8 +8829,159 @@
         <w:rPr>
           <w:lang w:val="en-AU"/>
         </w:rPr>
+        <w:t>Data Model</w:t>
+      </w:r>
+    </w:p>
+    <w:p>
+      <w:pPr>
+        <w:keepNext/>
+        <w:spacing w:before="120" w:after="120"/>
+      </w:pPr>
+      <w:r>
+        <w:fldChar w:fldCharType="begin"/>
+      </w:r>
+      <w:r>
+        <w:instrText xml:space="preserve"> REF _Ref_fig_erd \h </w:instrText>
+      </w:r>
+      <w:r>
+        <w:fldChar w:fldCharType="separate"/>
+      </w:r>
+      <w:r>
+        <w:t>Figure 5</w:t>
+      </w:r>
+      <w:r>
+        <w:fldChar w:fldCharType="end"/>
+      </w:r>
+      <w:r>
+        <w:t xml:space="preserve"> shows the entity-relationship diagram (ERD) for SplitSync.</w:t>
+      </w:r>
+    </w:p>
+    <w:p>
+      <w:pPr>
+        <w:keepNext/>
+        <w:spacing w:before="120" w:after="0"/>
+        <w:jc w:val="center"/>
+      </w:pPr>
+      <w:r>
+        <w:rPr>
+          <w:noProof/>
+        </w:rPr>
+        <w:drawing>
+          <wp:inline distT="0" distB="0" distL="0" distR="0">
+            <wp:extent cx="8046720" cy="3261515"/>
+            <wp:effectExtent l="0" t="0" r="0" b="0"/>
+            <wp:docPr id="9004" name="Diagram erd" descr="Entity-relationship diagram for SplitSync showing users, groups, expenses, settlements, balances, activities and recurring expenses"/>
+            <wp:cNvGraphicFramePr>
+              <a:graphicFrameLocks xmlns:a="http://schemas.openxmlformats.org/drawingml/2006/main" noChangeAspect="1"/>
+            </wp:cNvGraphicFramePr>
+            <a:graphic xmlns:a="http://schemas.openxmlformats.org/drawingml/2006/main">
+              <a:graphicData uri="http://schemas.openxmlformats.org/drawingml/2006/picture">
+                <pic:pic xmlns:pic="http://schemas.openxmlformats.org/drawingml/2006/picture">
+                  <pic:nvPicPr>
+                    <pic:cNvPr id="9004" name="diagram_erd.png" descr="Entity-relationship diagram for SplitSync showing users, groups, expenses, settlements, balances, activities and recurring expenses"/>
+                    <pic:cNvPicPr/>
+                  </pic:nvPicPr>
+                  <pic:blipFill>
+                    <a:blip r:embed="rId104"/>
+                    <a:stretch>
+                      <a:fillRect/>
+                    </a:stretch>
+                  </pic:blipFill>
+                  <pic:spPr>
+                    <a:xfrm>
+                      <a:off x="0" y="0"/>
+                      <a:ext cx="8046720" cy="3261515"/>
+                    </a:xfrm>
+                    <a:prstGeom prst="rect">
+                      <a:avLst/>
+                    </a:prstGeom>
+                  </pic:spPr>
+                </pic:pic>
+              </a:graphicData>
+            </a:graphic>
+          </wp:inline>
+        </w:drawing>
+      </w:r>
+    </w:p>
+    <w:p>
+      <w:pPr>
+        <w:pStyle w:val="Caption"/>
+      </w:pPr>
+      <w:bookmarkStart w:id="905" w:name="_Ref_fig_erd"/>
+      <w:r>
+        <w:t xml:space="preserve">Figure </w:t>
+      </w:r>
+      <w:r>
+        <w:fldChar w:fldCharType="begin"/>
+      </w:r>
+      <w:r>
+        <w:instrText xml:space="preserve"> SEQ Figure \* ARABIC </w:instrText>
+      </w:r>
+      <w:r>
+        <w:fldChar w:fldCharType="separate"/>
+      </w:r>
+      <w:r>
+        <w:rPr>
+          <w:noProof/>
+        </w:rPr>
+        <w:t>5</w:t>
+      </w:r>
+      <w:r>
+        <w:fldChar w:fldCharType="end"/>
+      </w:r>
+      <w:bookmarkEnd w:id="905"/>
+      <w:r>
+        <w:t xml:space="preserve">: SplitSync entity-relationship diagram (ERD)</w:t>
+      </w:r>
+    </w:p>
+    <w:p>
+      <w:pPr>
+        <w:pStyle w:val="Heading1"/>
+        <w:pageBreakBefore/>
+        <w:rPr>
+          <w:lang w:val="en-AU"/>
+        </w:rPr>
+      </w:pPr>
+      <w:r>
+        <w:rPr>
+          <w:lang w:val="en-AU"/>
+        </w:rPr>
         <w:lastRenderedPageBreak/>
         <w:t>Acceptance Criteria</w:t>
+      </w:r>
+    </w:p>
+    <w:p>
+      <w:pPr>
+        <w:pStyle w:val="Caption"/>
+        <w:keepNext/>
+        <w:spacing w:before="240" w:after="80"/>
+        <w:jc w:val="left"/>
+      </w:pPr>
+      <w:bookmarkStart w:id="907" w:name="_Ref_tbl_ac"/>
+      <w:r>
+        <w:t xml:space="preserve">Table </w:t>
+      </w:r>
+      <w:r>
+        <w:fldChar w:fldCharType="begin"/>
+      </w:r>
+      <w:r>
+        <w:instrText xml:space="preserve"> SEQ Table \* ARABIC </w:instrText>
+      </w:r>
+      <w:r>
+        <w:fldChar w:fldCharType="separate"/>
+      </w:r>
+      <w:r>
+        <w:rPr>
+          <w:noProof/>
+        </w:rPr>
+        <w:t>2</w:t>
+      </w:r>
+      <w:r>
+        <w:fldChar w:fldCharType="end"/>
+      </w:r>
+      <w:bookmarkEnd w:id="907"/>
+      <w:r>
+        <w:t xml:space="preserve">: Acceptance criteria</w:t>
       </w:r>
     </w:p>
     <w:tbl>
@@ -17488,6 +18451,40 @@
         </w:rPr>
       </w:pPr>
     </w:p>
+    <w:p>
+      <w:pPr>
+        <w:pStyle w:val="Caption"/>
+        <w:keepNext/>
+        <w:spacing w:before="240" w:after="80"/>
+        <w:jc w:val="left"/>
+      </w:pPr>
+      <w:bookmarkStart w:id="908" w:name="_Ref_tbl_nfr"/>
+      <w:r>
+        <w:t xml:space="preserve">Table </w:t>
+      </w:r>
+      <w:r>
+        <w:fldChar w:fldCharType="begin"/>
+      </w:r>
+      <w:r>
+        <w:instrText xml:space="preserve"> SEQ Table \* ARABIC </w:instrText>
+      </w:r>
+      <w:r>
+        <w:fldChar w:fldCharType="separate"/>
+      </w:r>
+      <w:r>
+        <w:rPr>
+          <w:noProof/>
+        </w:rPr>
+        <w:t>3</w:t>
+      </w:r>
+      <w:r>
+        <w:fldChar w:fldCharType="end"/>
+      </w:r>
+      <w:bookmarkEnd w:id="908"/>
+      <w:r>
+        <w:t xml:space="preserve">: Non-functional requirements</w:t>
+      </w:r>
+    </w:p>
     <w:tbl>
       <w:tblPr>
         <w:tblW w:w="12935" w:type="dxa"/>
@@ -19612,6 +20609,40 @@
           <w:lang w:eastAsia="ja-JP"/>
         </w:rPr>
       </w:pPr>
+    </w:p>
+    <w:p>
+      <w:pPr>
+        <w:pStyle w:val="Caption"/>
+        <w:keepNext/>
+        <w:spacing w:before="240" w:after="80"/>
+        <w:jc w:val="left"/>
+      </w:pPr>
+      <w:bookmarkStart w:id="909" w:name="_Ref_tbl_tm"/>
+      <w:r>
+        <w:t xml:space="preserve">Table </w:t>
+      </w:r>
+      <w:r>
+        <w:fldChar w:fldCharType="begin"/>
+      </w:r>
+      <w:r>
+        <w:instrText xml:space="preserve"> SEQ Table \* ARABIC </w:instrText>
+      </w:r>
+      <w:r>
+        <w:fldChar w:fldCharType="separate"/>
+      </w:r>
+      <w:r>
+        <w:rPr>
+          <w:noProof/>
+        </w:rPr>
+        <w:t>4</w:t>
+      </w:r>
+      <w:r>
+        <w:fldChar w:fldCharType="end"/>
+      </w:r>
+      <w:bookmarkEnd w:id="909"/>
+      <w:r>
+        <w:t xml:space="preserve">: Traceability matrix</w:t>
+      </w:r>
     </w:p>
     <w:tbl>
       <w:tblPr>
@@ -27547,7 +28578,7 @@
     <w:lsdException w:name="Table Web 2" w:semiHidden="1" w:unhideWhenUsed="1"/>
     <w:lsdException w:name="Table Web 3" w:semiHidden="1" w:unhideWhenUsed="1"/>
     <w:lsdException w:name="Balloon Text" w:semiHidden="1" w:unhideWhenUsed="1"/>
-    <w:lsdException w:name="Table Grid" w:uiPriority="39"/>
+    <w:lsdException w:name="Table Grid" w:uiPriority="59"/>
     <w:lsdException w:name="Table Theme" w:semiHidden="1" w:unhideWhenUsed="1"/>
     <w:lsdException w:name="Placeholder Text" w:semiHidden="1"/>
     <w:lsdException w:name="No Spacing" w:uiPriority="1" w:qFormat="1"/>
@@ -28027,6 +29058,49 @@
       <w:lang w:val="en-AU" w:eastAsia="en-GB"/>
     </w:rPr>
   </w:style>
+  <w:style w:type="table" w:styleId="TableGrid">
+    <w:name w:val="Table Grid"/>
+    <w:basedOn w:val="TableNormal"/>
+    <w:uiPriority w:val="59"/>
+    <w:rsid w:val="006730BB"/>
+    <w:pPr>
+      <w:spacing w:after="0" w:line="240" w:lineRule="auto"/>
+    </w:pPr>
+    <w:rPr>
+      <w:sz w:val="22"/>
+      <w:szCs w:val="22"/>
+      <w:lang w:eastAsia="en-US"/>
+    </w:rPr>
+    <w:tblPr>
+      <w:tblBorders>
+        <w:top w:val="single" w:sz="4" w:space="0" w:color="auto"/>
+        <w:left w:val="single" w:sz="4" w:space="0" w:color="auto"/>
+        <w:bottom w:val="single" w:sz="4" w:space="0" w:color="auto"/>
+        <w:right w:val="single" w:sz="4" w:space="0" w:color="auto"/>
+        <w:insideH w:val="single" w:sz="4" w:space="0" w:color="auto"/>
+        <w:insideV w:val="single" w:sz="4" w:space="0" w:color="auto"/>
+      </w:tblBorders>
+    </w:tblPr>
+  </w:style>
+  <w:style w:type="paragraph" w:styleId="Caption">
+    <w:name w:val="caption"/>
+    <w:basedOn w:val="Normal"/>
+    <w:next w:val="Normal"/>
+    <w:uiPriority w:val="35"/>
+    <w:unhideWhenUsed/>
+    <w:qFormat/>
+    <w:pPr>
+      <w:spacing w:before="80" w:after="240" w:line="240" w:lineRule="auto"/>
+      <w:jc w:val="center"/>
+    </w:pPr>
+    <w:rPr>
+      <w:rFonts w:ascii="Aptos" w:eastAsia="Aptos" w:hAnsi="Aptos" w:cs="Aptos"/>
+      <w:b/>
+      <w:color w:val="0F4761"/>
+      <w:sz w:val="20"/>
+      <w:szCs w:val="20"/>
+    </w:rPr>
+  </w:style>
 </w:styles>
 </file>
 
@@ -28289,4 +29363,16 @@
     </a:ext>
   </a:extLst>
 </a:theme>
+</file>
+
+<file path=customXml/item1.xml><?xml version="1.0" encoding="utf-8"?>
+<b:Sources xmlns:b="http://schemas.openxmlformats.org/officeDocument/2006/bibliography" xmlns="http://schemas.openxmlformats.org/officeDocument/2006/bibliography" SelectedStyle="/APASixthEditionOfficeOnline.xsl" StyleName="APA" Version="6"/>
+</file>
+
+<file path=customXml/itemProps1.xml><?xml version="1.0" encoding="utf-8"?>
+<ds:datastoreItem xmlns:ds="http://schemas.openxmlformats.org/officeDocument/2006/customXml" ds:itemID="{41BBCEB4-FA47-9241-88B1-DC4C859A6CE2}">
+  <ds:schemaRefs>
+    <ds:schemaRef ds:uri="http://schemas.openxmlformats.org/officeDocument/2006/bibliography"/>
+  </ds:schemaRefs>
+</ds:datastoreItem>
 </file>